--- a/TEXTOS.it.docx
+++ b/TEXTOS.it.docx
@@ -906,7 +906,7 @@
         <w:rPr>
           <w:rStyle w:val="VerbatimChar"/>
         </w:rPr>
-        <w:t xml:space="preserve">A∴ G∴ D∴ G∴ A∴ D∴ U∴</w:t>
+        <w:t xml:space="preserve">A∴ L∴ G∴ D∴ G∴ A∴ D∴ U∴</w:t>
       </w:r>
     </w:p>
     <w:p>
